--- a/data/outputs/v2/Grade11/Biology/Quizzes/SS2.1_Reproduction_in_Plants/Biology_G11_SS2.1_Reproduction_in_Plants_L1_AnswerKey.docx
+++ b/data/outputs/v2/Grade11/Biology/Quizzes/SS2.1_Reproduction_in_Plants/Biology_G11_SS2.1_Reproduction_in_Plants_L1_AnswerKey.docx
@@ -1405,7 +1405,7 @@
         </w:rPr>
         <w:t xml:space="preserve">© 2026 SeaVuria and ARES. Aligned with KICD objectives. Developed by SeaVuria; technical implementation by ARES (with AI assistance from Claude). Licensed under </w:t>
       </w:r>
-      <w:hyperlink w:history="1" r:id="rIdxgie902v1liipxyvy7ifd">
+      <w:hyperlink w:history="1" r:id="rIdhpwjr5j6akx8dr7clcnul">
         <w:r>
           <w:rPr>
             <w:rFonts w:ascii="Arial" w:cs="Arial" w:eastAsia="Arial" w:hAnsi="Arial"/>
@@ -1426,7 +1426,7 @@
         </w:rPr>
         <w:t xml:space="preserve"> (</w:t>
       </w:r>
-      <w:hyperlink w:history="1" r:id="rIdweilgk3qhyv0sop26v6lr">
+      <w:hyperlink w:history="1" r:id="rIdqyftxciqrcz1rx4xs0fep">
         <w:r>
           <w:rPr>
             <w:rFonts w:ascii="Arial" w:cs="Arial" w:eastAsia="Arial" w:hAnsi="Arial"/>

--- a/data/outputs/v2/Grade11/Biology/Quizzes/SS2.1_Reproduction_in_Plants/Biology_G11_SS2.1_Reproduction_in_Plants_L1_AnswerKey.docx
+++ b/data/outputs/v2/Grade11/Biology/Quizzes/SS2.1_Reproduction_in_Plants/Biology_G11_SS2.1_Reproduction_in_Plants_L1_AnswerKey.docx
@@ -1405,7 +1405,7 @@
         </w:rPr>
         <w:t xml:space="preserve">© 2026 SeaVuria and ARES. Aligned with KICD objectives. Developed by SeaVuria; technical implementation by ARES (with AI assistance from Claude). Licensed under </w:t>
       </w:r>
-      <w:hyperlink w:history="1" r:id="rIdhpwjr5j6akx8dr7clcnul">
+      <w:hyperlink w:history="1" r:id="rIdhcretcpzs3fqi4qa-fuqb">
         <w:r>
           <w:rPr>
             <w:rFonts w:ascii="Arial" w:cs="Arial" w:eastAsia="Arial" w:hAnsi="Arial"/>
@@ -1426,7 +1426,7 @@
         </w:rPr>
         <w:t xml:space="preserve"> (</w:t>
       </w:r>
-      <w:hyperlink w:history="1" r:id="rIdqyftxciqrcz1rx4xs0fep">
+      <w:hyperlink w:history="1" r:id="rIdjyeijhgivszgxib49xd4n">
         <w:r>
           <w:rPr>
             <w:rFonts w:ascii="Arial" w:cs="Arial" w:eastAsia="Arial" w:hAnsi="Arial"/>

--- a/data/outputs/v2/Grade11/Biology/Quizzes/SS2.1_Reproduction_in_Plants/Biology_G11_SS2.1_Reproduction_in_Plants_L1_AnswerKey.docx
+++ b/data/outputs/v2/Grade11/Biology/Quizzes/SS2.1_Reproduction_in_Plants/Biology_G11_SS2.1_Reproduction_in_Plants_L1_AnswerKey.docx
@@ -1405,7 +1405,7 @@
         </w:rPr>
         <w:t xml:space="preserve">© 2026 SeaVuria and ARES. Aligned with KICD objectives. Developed by SeaVuria; technical implementation by ARES (with AI assistance from Claude). Licensed under </w:t>
       </w:r>
-      <w:hyperlink w:history="1" r:id="rIdhcretcpzs3fqi4qa-fuqb">
+      <w:hyperlink w:history="1" r:id="rIdlklx0hftztbin1dideib8">
         <w:r>
           <w:rPr>
             <w:rFonts w:ascii="Arial" w:cs="Arial" w:eastAsia="Arial" w:hAnsi="Arial"/>
@@ -1426,7 +1426,7 @@
         </w:rPr>
         <w:t xml:space="preserve"> (</w:t>
       </w:r>
-      <w:hyperlink w:history="1" r:id="rIdjyeijhgivszgxib49xd4n">
+      <w:hyperlink w:history="1" r:id="rId-lolj0uwa8ix9etrxng2u">
         <w:r>
           <w:rPr>
             <w:rFonts w:ascii="Arial" w:cs="Arial" w:eastAsia="Arial" w:hAnsi="Arial"/>
